--- a/docs/Darukaa_Earth_Submission.docx
+++ b/docs/Darukaa_Earth_Submission.docx
@@ -1402,7 +1402,7 @@
         <w:br/>
         <w:t>ruff format         45 files already formatted</w:t>
         <w:br/>
-        <w:t>mypy                Success: no issues found in 38 source files</w:t>
+        <w:t>mypy                Success: no issues found in 37 source files</w:t>
         <w:br/>
         <w:t>eslint              clean, 0 warnings</w:t>
         <w:br/>
